--- a/suppl/NHANES/ml/ElevatedAST__prediction_NHANES.docx
+++ b/suppl/NHANES/ml/ElevatedAST__prediction_NHANES.docx
@@ -305,7 +305,12 @@
         <w:pStyle w:val="Heading1"/>
       </w:pPr>
       <w:r>
-        <w:t>Tuning results — best parameters and CV auROC</w:t>
+        <w:t>Tuning and model selection — training-partition cross-validation</w:t>
+      </w:r>
+    </w:p>
+    <w:p>
+      <w:r>
+        <w:t>Hyperparameter search and between-model selection both use these training-partition cross-validated scores. The selection criterion is CV_combined, the mean of the cross-validated auROC and auPRC. The held-out partition is not consulted at this stage.</w:t>
       </w:r>
     </w:p>
     <w:tbl>
@@ -315,14 +320,16 @@
         <w:tblLook w:firstColumn="1" w:firstRow="1" w:lastColumn="0" w:lastRow="0" w:noHBand="0" w:noVBand="1" w:val="04A0"/>
       </w:tblPr>
       <w:tblGrid>
-        <w:gridCol w:w="2880"/>
-        <w:gridCol w:w="2880"/>
-        <w:gridCol w:w="2880"/>
+        <w:gridCol w:w="1728"/>
+        <w:gridCol w:w="1728"/>
+        <w:gridCol w:w="1728"/>
+        <w:gridCol w:w="1728"/>
+        <w:gridCol w:w="1728"/>
       </w:tblGrid>
       <w:tr>
         <w:tc>
           <w:tcPr>
-            <w:tcW w:type="dxa" w:w="2880"/>
+            <w:tcW w:type="dxa" w:w="1728"/>
           </w:tcPr>
           <w:p>
             <w:r>
@@ -332,7 +339,7 @@
         </w:tc>
         <w:tc>
           <w:tcPr>
-            <w:tcW w:type="dxa" w:w="2880"/>
+            <w:tcW w:type="dxa" w:w="1728"/>
           </w:tcPr>
           <w:p>
             <w:r>
@@ -342,7 +349,27 @@
         </w:tc>
         <w:tc>
           <w:tcPr>
-            <w:tcW w:type="dxa" w:w="2880"/>
+            <w:tcW w:type="dxa" w:w="1728"/>
+          </w:tcPr>
+          <w:p>
+            <w:r>
+              <w:t>CV_auPRC</w:t>
+            </w:r>
+          </w:p>
+        </w:tc>
+        <w:tc>
+          <w:tcPr>
+            <w:tcW w:type="dxa" w:w="1728"/>
+          </w:tcPr>
+          <w:p>
+            <w:r>
+              <w:t>CV_combined</w:t>
+            </w:r>
+          </w:p>
+        </w:tc>
+        <w:tc>
+          <w:tcPr>
+            <w:tcW w:type="dxa" w:w="1728"/>
           </w:tcPr>
           <w:p>
             <w:r>
@@ -354,7 +381,7 @@
       <w:tr>
         <w:tc>
           <w:tcPr>
-            <w:tcW w:type="dxa" w:w="2880"/>
+            <w:tcW w:type="dxa" w:w="1728"/>
           </w:tcPr>
           <w:p>
             <w:r>
@@ -364,7 +391,7 @@
         </w:tc>
         <w:tc>
           <w:tcPr>
-            <w:tcW w:type="dxa" w:w="2880"/>
+            <w:tcW w:type="dxa" w:w="1728"/>
           </w:tcPr>
           <w:p>
             <w:r>
@@ -374,7 +401,27 @@
         </w:tc>
         <w:tc>
           <w:tcPr>
-            <w:tcW w:type="dxa" w:w="2880"/>
+            <w:tcW w:type="dxa" w:w="1728"/>
+          </w:tcPr>
+          <w:p>
+            <w:r>
+              <w:t>0.3532</w:t>
+            </w:r>
+          </w:p>
+        </w:tc>
+        <w:tc>
+          <w:tcPr>
+            <w:tcW w:type="dxa" w:w="1728"/>
+          </w:tcPr>
+          <w:p>
+            <w:r>
+              <w:t>0.5893</w:t>
+            </w:r>
+          </w:p>
+        </w:tc>
+        <w:tc>
+          <w:tcPr>
+            <w:tcW w:type="dxa" w:w="1728"/>
           </w:tcPr>
           <w:p>
             <w:r>
@@ -386,7 +433,7 @@
       <w:tr>
         <w:tc>
           <w:tcPr>
-            <w:tcW w:type="dxa" w:w="2880"/>
+            <w:tcW w:type="dxa" w:w="1728"/>
           </w:tcPr>
           <w:p>
             <w:r>
@@ -396,7 +443,7 @@
         </w:tc>
         <w:tc>
           <w:tcPr>
-            <w:tcW w:type="dxa" w:w="2880"/>
+            <w:tcW w:type="dxa" w:w="1728"/>
           </w:tcPr>
           <w:p>
             <w:r>
@@ -406,7 +453,27 @@
         </w:tc>
         <w:tc>
           <w:tcPr>
-            <w:tcW w:type="dxa" w:w="2880"/>
+            <w:tcW w:type="dxa" w:w="1728"/>
+          </w:tcPr>
+          <w:p>
+            <w:r>
+              <w:t>0.3255</w:t>
+            </w:r>
+          </w:p>
+        </w:tc>
+        <w:tc>
+          <w:tcPr>
+            <w:tcW w:type="dxa" w:w="1728"/>
+          </w:tcPr>
+          <w:p>
+            <w:r>
+              <w:t>0.5774</w:t>
+            </w:r>
+          </w:p>
+        </w:tc>
+        <w:tc>
+          <w:tcPr>
+            <w:tcW w:type="dxa" w:w="1728"/>
           </w:tcPr>
           <w:p>
             <w:r>
@@ -418,7 +485,7 @@
       <w:tr>
         <w:tc>
           <w:tcPr>
-            <w:tcW w:type="dxa" w:w="2880"/>
+            <w:tcW w:type="dxa" w:w="1728"/>
           </w:tcPr>
           <w:p>
             <w:r>
@@ -428,7 +495,7 @@
         </w:tc>
         <w:tc>
           <w:tcPr>
-            <w:tcW w:type="dxa" w:w="2880"/>
+            <w:tcW w:type="dxa" w:w="1728"/>
           </w:tcPr>
           <w:p>
             <w:r>
@@ -438,7 +505,27 @@
         </w:tc>
         <w:tc>
           <w:tcPr>
-            <w:tcW w:type="dxa" w:w="2880"/>
+            <w:tcW w:type="dxa" w:w="1728"/>
+          </w:tcPr>
+          <w:p>
+            <w:r>
+              <w:t>0.3515</w:t>
+            </w:r>
+          </w:p>
+        </w:tc>
+        <w:tc>
+          <w:tcPr>
+            <w:tcW w:type="dxa" w:w="1728"/>
+          </w:tcPr>
+          <w:p>
+            <w:r>
+              <w:t>0.5925</w:t>
+            </w:r>
+          </w:p>
+        </w:tc>
+        <w:tc>
+          <w:tcPr>
+            <w:tcW w:type="dxa" w:w="1728"/>
           </w:tcPr>
           <w:p>
             <w:r>
@@ -453,7 +540,12 @@
         <w:pStyle w:val="Heading1"/>
       </w:pPr>
       <w:r>
-        <w:t>Full performance metrics (test set)</w:t>
+        <w:t>Held-out performance metrics</w:t>
+      </w:r>
+    </w:p>
+    <w:p>
+      <w:r>
+        <w:t>Reported for every candidate for transparency; only the model selected by CV_combined above is the prespecified final model. Rows are ordered by the CV selection criterion.</w:t>
       </w:r>
     </w:p>
     <w:tbl>
@@ -463,30 +555,31 @@
         <w:tblLook w:firstColumn="1" w:firstRow="1" w:lastColumn="0" w:lastRow="0" w:noHBand="0" w:noVBand="1" w:val="04A0"/>
       </w:tblPr>
       <w:tblGrid>
-        <w:gridCol w:w="455"/>
-        <w:gridCol w:w="455"/>
-        <w:gridCol w:w="455"/>
-        <w:gridCol w:w="455"/>
-        <w:gridCol w:w="455"/>
-        <w:gridCol w:w="455"/>
-        <w:gridCol w:w="455"/>
-        <w:gridCol w:w="455"/>
-        <w:gridCol w:w="455"/>
-        <w:gridCol w:w="455"/>
-        <w:gridCol w:w="455"/>
-        <w:gridCol w:w="455"/>
-        <w:gridCol w:w="455"/>
-        <w:gridCol w:w="455"/>
-        <w:gridCol w:w="455"/>
-        <w:gridCol w:w="455"/>
-        <w:gridCol w:w="455"/>
-        <w:gridCol w:w="455"/>
-        <w:gridCol w:w="455"/>
+        <w:gridCol w:w="432"/>
+        <w:gridCol w:w="432"/>
+        <w:gridCol w:w="432"/>
+        <w:gridCol w:w="432"/>
+        <w:gridCol w:w="432"/>
+        <w:gridCol w:w="432"/>
+        <w:gridCol w:w="432"/>
+        <w:gridCol w:w="432"/>
+        <w:gridCol w:w="432"/>
+        <w:gridCol w:w="432"/>
+        <w:gridCol w:w="432"/>
+        <w:gridCol w:w="432"/>
+        <w:gridCol w:w="432"/>
+        <w:gridCol w:w="432"/>
+        <w:gridCol w:w="432"/>
+        <w:gridCol w:w="432"/>
+        <w:gridCol w:w="432"/>
+        <w:gridCol w:w="432"/>
+        <w:gridCol w:w="432"/>
+        <w:gridCol w:w="432"/>
       </w:tblGrid>
       <w:tr>
         <w:tc>
           <w:tcPr>
-            <w:tcW w:type="dxa" w:w="455"/>
+            <w:tcW w:type="dxa" w:w="432"/>
           </w:tcPr>
           <w:p>
             <w:r>
@@ -496,7 +589,17 @@
         </w:tc>
         <w:tc>
           <w:tcPr>
-            <w:tcW w:type="dxa" w:w="455"/>
+            <w:tcW w:type="dxa" w:w="432"/>
+          </w:tcPr>
+          <w:p>
+            <w:r>
+              <w:t>CV_combined</w:t>
+            </w:r>
+          </w:p>
+        </w:tc>
+        <w:tc>
+          <w:tcPr>
+            <w:tcW w:type="dxa" w:w="432"/>
           </w:tcPr>
           <w:p>
             <w:r>
@@ -506,7 +609,7 @@
         </w:tc>
         <w:tc>
           <w:tcPr>
-            <w:tcW w:type="dxa" w:w="455"/>
+            <w:tcW w:type="dxa" w:w="432"/>
           </w:tcPr>
           <w:p>
             <w:r>
@@ -516,7 +619,7 @@
         </w:tc>
         <w:tc>
           <w:tcPr>
-            <w:tcW w:type="dxa" w:w="455"/>
+            <w:tcW w:type="dxa" w:w="432"/>
           </w:tcPr>
           <w:p>
             <w:r>
@@ -526,7 +629,7 @@
         </w:tc>
         <w:tc>
           <w:tcPr>
-            <w:tcW w:type="dxa" w:w="455"/>
+            <w:tcW w:type="dxa" w:w="432"/>
           </w:tcPr>
           <w:p>
             <w:r>
@@ -536,7 +639,7 @@
         </w:tc>
         <w:tc>
           <w:tcPr>
-            <w:tcW w:type="dxa" w:w="455"/>
+            <w:tcW w:type="dxa" w:w="432"/>
           </w:tcPr>
           <w:p>
             <w:r>
@@ -546,7 +649,7 @@
         </w:tc>
         <w:tc>
           <w:tcPr>
-            <w:tcW w:type="dxa" w:w="455"/>
+            <w:tcW w:type="dxa" w:w="432"/>
           </w:tcPr>
           <w:p>
             <w:r>
@@ -556,7 +659,7 @@
         </w:tc>
         <w:tc>
           <w:tcPr>
-            <w:tcW w:type="dxa" w:w="455"/>
+            <w:tcW w:type="dxa" w:w="432"/>
           </w:tcPr>
           <w:p>
             <w:r>
@@ -566,7 +669,7 @@
         </w:tc>
         <w:tc>
           <w:tcPr>
-            <w:tcW w:type="dxa" w:w="455"/>
+            <w:tcW w:type="dxa" w:w="432"/>
           </w:tcPr>
           <w:p>
             <w:r>
@@ -576,7 +679,7 @@
         </w:tc>
         <w:tc>
           <w:tcPr>
-            <w:tcW w:type="dxa" w:w="455"/>
+            <w:tcW w:type="dxa" w:w="432"/>
           </w:tcPr>
           <w:p>
             <w:r>
@@ -586,7 +689,7 @@
         </w:tc>
         <w:tc>
           <w:tcPr>
-            <w:tcW w:type="dxa" w:w="455"/>
+            <w:tcW w:type="dxa" w:w="432"/>
           </w:tcPr>
           <w:p>
             <w:r>
@@ -596,7 +699,7 @@
         </w:tc>
         <w:tc>
           <w:tcPr>
-            <w:tcW w:type="dxa" w:w="455"/>
+            <w:tcW w:type="dxa" w:w="432"/>
           </w:tcPr>
           <w:p>
             <w:r>
@@ -606,7 +709,7 @@
         </w:tc>
         <w:tc>
           <w:tcPr>
-            <w:tcW w:type="dxa" w:w="455"/>
+            <w:tcW w:type="dxa" w:w="432"/>
           </w:tcPr>
           <w:p>
             <w:r>
@@ -616,7 +719,7 @@
         </w:tc>
         <w:tc>
           <w:tcPr>
-            <w:tcW w:type="dxa" w:w="455"/>
+            <w:tcW w:type="dxa" w:w="432"/>
           </w:tcPr>
           <w:p>
             <w:r>
@@ -626,7 +729,7 @@
         </w:tc>
         <w:tc>
           <w:tcPr>
-            <w:tcW w:type="dxa" w:w="455"/>
+            <w:tcW w:type="dxa" w:w="432"/>
           </w:tcPr>
           <w:p>
             <w:r>
@@ -636,7 +739,7 @@
         </w:tc>
         <w:tc>
           <w:tcPr>
-            <w:tcW w:type="dxa" w:w="455"/>
+            <w:tcW w:type="dxa" w:w="432"/>
           </w:tcPr>
           <w:p>
             <w:r>
@@ -646,7 +749,7 @@
         </w:tc>
         <w:tc>
           <w:tcPr>
-            <w:tcW w:type="dxa" w:w="455"/>
+            <w:tcW w:type="dxa" w:w="432"/>
           </w:tcPr>
           <w:p>
             <w:r>
@@ -656,7 +759,7 @@
         </w:tc>
         <w:tc>
           <w:tcPr>
-            <w:tcW w:type="dxa" w:w="455"/>
+            <w:tcW w:type="dxa" w:w="432"/>
           </w:tcPr>
           <w:p>
             <w:r>
@@ -666,7 +769,7 @@
         </w:tc>
         <w:tc>
           <w:tcPr>
-            <w:tcW w:type="dxa" w:w="455"/>
+            <w:tcW w:type="dxa" w:w="432"/>
           </w:tcPr>
           <w:p>
             <w:r>
@@ -678,7 +781,209 @@
       <w:tr>
         <w:tc>
           <w:tcPr>
-            <w:tcW w:type="dxa" w:w="455"/>
+            <w:tcW w:type="dxa" w:w="432"/>
+          </w:tcPr>
+          <w:p>
+            <w:r>
+              <w:t>XGBoost</w:t>
+            </w:r>
+          </w:p>
+        </w:tc>
+        <w:tc>
+          <w:tcPr>
+            <w:tcW w:type="dxa" w:w="432"/>
+          </w:tcPr>
+          <w:p>
+            <w:r>
+              <w:t>0.5925</w:t>
+            </w:r>
+          </w:p>
+        </w:tc>
+        <w:tc>
+          <w:tcPr>
+            <w:tcW w:type="dxa" w:w="432"/>
+          </w:tcPr>
+          <w:p>
+            <w:r>
+              <w:t>7</w:t>
+            </w:r>
+          </w:p>
+        </w:tc>
+        <w:tc>
+          <w:tcPr>
+            <w:tcW w:type="dxa" w:w="432"/>
+          </w:tcPr>
+          <w:p>
+            <w:r>
+              <w:t>1682</w:t>
+            </w:r>
+          </w:p>
+        </w:tc>
+        <w:tc>
+          <w:tcPr>
+            <w:tcW w:type="dxa" w:w="432"/>
+          </w:tcPr>
+          <w:p>
+            <w:r>
+              <w:t>12</w:t>
+            </w:r>
+          </w:p>
+        </w:tc>
+        <w:tc>
+          <w:tcPr>
+            <w:tcW w:type="dxa" w:w="432"/>
+          </w:tcPr>
+          <w:p>
+            <w:r>
+              <w:t>99</w:t>
+            </w:r>
+          </w:p>
+        </w:tc>
+        <w:tc>
+          <w:tcPr>
+            <w:tcW w:type="dxa" w:w="432"/>
+          </w:tcPr>
+          <w:p>
+            <w:r>
+              <w:t>0.066</w:t>
+            </w:r>
+          </w:p>
+        </w:tc>
+        <w:tc>
+          <w:tcPr>
+            <w:tcW w:type="dxa" w:w="432"/>
+          </w:tcPr>
+          <w:p>
+            <w:r>
+              <w:t>0.9929</w:t>
+            </w:r>
+          </w:p>
+        </w:tc>
+        <w:tc>
+          <w:tcPr>
+            <w:tcW w:type="dxa" w:w="432"/>
+          </w:tcPr>
+          <w:p>
+            <w:r>
+              <w:t>0.3684</w:t>
+            </w:r>
+          </w:p>
+        </w:tc>
+        <w:tc>
+          <w:tcPr>
+            <w:tcW w:type="dxa" w:w="432"/>
+          </w:tcPr>
+          <w:p>
+            <w:r>
+              <w:t>0.9444</w:t>
+            </w:r>
+          </w:p>
+        </w:tc>
+        <w:tc>
+          <w:tcPr>
+            <w:tcW w:type="dxa" w:w="432"/>
+          </w:tcPr>
+          <w:p>
+            <w:r>
+              <w:t>0.9383</w:t>
+            </w:r>
+          </w:p>
+        </w:tc>
+        <w:tc>
+          <w:tcPr>
+            <w:tcW w:type="dxa" w:w="432"/>
+          </w:tcPr>
+          <w:p>
+            <w:r>
+              <w:t>0.5295</w:t>
+            </w:r>
+          </w:p>
+        </w:tc>
+        <w:tc>
+          <w:tcPr>
+            <w:tcW w:type="dxa" w:w="432"/>
+          </w:tcPr>
+          <w:p>
+            <w:r>
+              <w:t>0.112</w:t>
+            </w:r>
+          </w:p>
+        </w:tc>
+        <w:tc>
+          <w:tcPr>
+            <w:tcW w:type="dxa" w:w="432"/>
+          </w:tcPr>
+          <w:p>
+            <w:r>
+              <w:t>0.1358</w:t>
+            </w:r>
+          </w:p>
+        </w:tc>
+        <w:tc>
+          <w:tcPr>
+            <w:tcW w:type="dxa" w:w="432"/>
+          </w:tcPr>
+          <w:p>
+            <w:r>
+              <w:t>0.0958</w:t>
+            </w:r>
+          </w:p>
+        </w:tc>
+        <w:tc>
+          <w:tcPr>
+            <w:tcW w:type="dxa" w:w="432"/>
+          </w:tcPr>
+          <w:p>
+            <w:r>
+              <w:t>0.8647</w:t>
+            </w:r>
+          </w:p>
+        </w:tc>
+        <w:tc>
+          <w:tcPr>
+            <w:tcW w:type="dxa" w:w="432"/>
+          </w:tcPr>
+          <w:p>
+            <w:r>
+              <w:t>0.3088</w:t>
+            </w:r>
+          </w:p>
+        </w:tc>
+        <w:tc>
+          <w:tcPr>
+            <w:tcW w:type="dxa" w:w="432"/>
+          </w:tcPr>
+          <w:p>
+            <w:r>
+              <w:t>0.17</w:t>
+            </w:r>
+          </w:p>
+        </w:tc>
+        <w:tc>
+          <w:tcPr>
+            <w:tcW w:type="dxa" w:w="432"/>
+          </w:tcPr>
+          <w:p>
+            <w:r>
+              <w:t>0.0473</w:t>
+            </w:r>
+          </w:p>
+        </w:tc>
+        <w:tc>
+          <w:tcPr>
+            <w:tcW w:type="dxa" w:w="432"/>
+          </w:tcPr>
+          <w:p>
+            <w:r>
+              <w:t>0.5868</w:t>
+            </w:r>
+          </w:p>
+        </w:tc>
+      </w:tr>
+      <w:tr>
+        <w:tc>
+          <w:tcPr>
+            <w:tcW w:type="dxa" w:w="432"/>
           </w:tcPr>
           <w:p>
             <w:r>
@@ -688,7 +993,17 @@
         </w:tc>
         <w:tc>
           <w:tcPr>
-            <w:tcW w:type="dxa" w:w="455"/>
+            <w:tcW w:type="dxa" w:w="432"/>
+          </w:tcPr>
+          <w:p>
+            <w:r>
+              <w:t>0.5893</w:t>
+            </w:r>
+          </w:p>
+        </w:tc>
+        <w:tc>
+          <w:tcPr>
+            <w:tcW w:type="dxa" w:w="432"/>
           </w:tcPr>
           <w:p>
             <w:r>
@@ -698,7 +1013,7 @@
         </w:tc>
         <w:tc>
           <w:tcPr>
-            <w:tcW w:type="dxa" w:w="455"/>
+            <w:tcW w:type="dxa" w:w="432"/>
           </w:tcPr>
           <w:p>
             <w:r>
@@ -708,7 +1023,7 @@
         </w:tc>
         <w:tc>
           <w:tcPr>
-            <w:tcW w:type="dxa" w:w="455"/>
+            <w:tcW w:type="dxa" w:w="432"/>
           </w:tcPr>
           <w:p>
             <w:r>
@@ -718,7 +1033,7 @@
         </w:tc>
         <w:tc>
           <w:tcPr>
-            <w:tcW w:type="dxa" w:w="455"/>
+            <w:tcW w:type="dxa" w:w="432"/>
           </w:tcPr>
           <w:p>
             <w:r>
@@ -728,7 +1043,7 @@
         </w:tc>
         <w:tc>
           <w:tcPr>
-            <w:tcW w:type="dxa" w:w="455"/>
+            <w:tcW w:type="dxa" w:w="432"/>
           </w:tcPr>
           <w:p>
             <w:r>
@@ -738,7 +1053,7 @@
         </w:tc>
         <w:tc>
           <w:tcPr>
-            <w:tcW w:type="dxa" w:w="455"/>
+            <w:tcW w:type="dxa" w:w="432"/>
           </w:tcPr>
           <w:p>
             <w:r>
@@ -748,7 +1063,7 @@
         </w:tc>
         <w:tc>
           <w:tcPr>
-            <w:tcW w:type="dxa" w:w="455"/>
+            <w:tcW w:type="dxa" w:w="432"/>
           </w:tcPr>
           <w:p>
             <w:r>
@@ -758,7 +1073,7 @@
         </w:tc>
         <w:tc>
           <w:tcPr>
-            <w:tcW w:type="dxa" w:w="455"/>
+            <w:tcW w:type="dxa" w:w="432"/>
           </w:tcPr>
           <w:p>
             <w:r>
@@ -768,7 +1083,7 @@
         </w:tc>
         <w:tc>
           <w:tcPr>
-            <w:tcW w:type="dxa" w:w="455"/>
+            <w:tcW w:type="dxa" w:w="432"/>
           </w:tcPr>
           <w:p>
             <w:r>
@@ -778,7 +1093,7 @@
         </w:tc>
         <w:tc>
           <w:tcPr>
-            <w:tcW w:type="dxa" w:w="455"/>
+            <w:tcW w:type="dxa" w:w="432"/>
           </w:tcPr>
           <w:p>
             <w:r>
@@ -788,7 +1103,7 @@
         </w:tc>
         <w:tc>
           <w:tcPr>
-            <w:tcW w:type="dxa" w:w="455"/>
+            <w:tcW w:type="dxa" w:w="432"/>
           </w:tcPr>
           <w:p>
             <w:r>
@@ -798,7 +1113,7 @@
         </w:tc>
         <w:tc>
           <w:tcPr>
-            <w:tcW w:type="dxa" w:w="455"/>
+            <w:tcW w:type="dxa" w:w="432"/>
           </w:tcPr>
           <w:p>
             <w:r>
@@ -808,7 +1123,7 @@
         </w:tc>
         <w:tc>
           <w:tcPr>
-            <w:tcW w:type="dxa" w:w="455"/>
+            <w:tcW w:type="dxa" w:w="432"/>
           </w:tcPr>
           <w:p>
             <w:r>
@@ -818,7 +1133,7 @@
         </w:tc>
         <w:tc>
           <w:tcPr>
-            <w:tcW w:type="dxa" w:w="455"/>
+            <w:tcW w:type="dxa" w:w="432"/>
           </w:tcPr>
           <w:p>
             <w:r>
@@ -828,7 +1143,7 @@
         </w:tc>
         <w:tc>
           <w:tcPr>
-            <w:tcW w:type="dxa" w:w="455"/>
+            <w:tcW w:type="dxa" w:w="432"/>
           </w:tcPr>
           <w:p>
             <w:r>
@@ -838,7 +1153,7 @@
         </w:tc>
         <w:tc>
           <w:tcPr>
-            <w:tcW w:type="dxa" w:w="455"/>
+            <w:tcW w:type="dxa" w:w="432"/>
           </w:tcPr>
           <w:p>
             <w:r>
@@ -848,7 +1163,7 @@
         </w:tc>
         <w:tc>
           <w:tcPr>
-            <w:tcW w:type="dxa" w:w="455"/>
+            <w:tcW w:type="dxa" w:w="432"/>
           </w:tcPr>
           <w:p>
             <w:r>
@@ -858,7 +1173,7 @@
         </w:tc>
         <w:tc>
           <w:tcPr>
-            <w:tcW w:type="dxa" w:w="455"/>
+            <w:tcW w:type="dxa" w:w="432"/>
           </w:tcPr>
           <w:p>
             <w:r>
@@ -870,27 +1185,37 @@
       <w:tr>
         <w:tc>
           <w:tcPr>
-            <w:tcW w:type="dxa" w:w="455"/>
+            <w:tcW w:type="dxa" w:w="432"/>
           </w:tcPr>
           <w:p>
             <w:r>
-              <w:t>XGBoost</w:t>
+              <w:t>HistGradientBoosting</w:t>
             </w:r>
           </w:p>
         </w:tc>
         <w:tc>
           <w:tcPr>
-            <w:tcW w:type="dxa" w:w="455"/>
+            <w:tcW w:type="dxa" w:w="432"/>
           </w:tcPr>
           <w:p>
             <w:r>
-              <w:t>7</w:t>
+              <w:t>0.5774</w:t>
             </w:r>
           </w:p>
         </w:tc>
         <w:tc>
           <w:tcPr>
-            <w:tcW w:type="dxa" w:w="455"/>
+            <w:tcW w:type="dxa" w:w="432"/>
+          </w:tcPr>
+          <w:p>
+            <w:r>
+              <w:t>8</w:t>
+            </w:r>
+          </w:p>
+        </w:tc>
+        <w:tc>
+          <w:tcPr>
+            <w:tcW w:type="dxa" w:w="432"/>
           </w:tcPr>
           <w:p>
             <w:r>
@@ -900,7 +1225,7 @@
         </w:tc>
         <w:tc>
           <w:tcPr>
-            <w:tcW w:type="dxa" w:w="455"/>
+            <w:tcW w:type="dxa" w:w="432"/>
           </w:tcPr>
           <w:p>
             <w:r>
@@ -910,27 +1235,27 @@
         </w:tc>
         <w:tc>
           <w:tcPr>
-            <w:tcW w:type="dxa" w:w="455"/>
+            <w:tcW w:type="dxa" w:w="432"/>
           </w:tcPr>
           <w:p>
             <w:r>
-              <w:t>99</w:t>
+              <w:t>98</w:t>
             </w:r>
           </w:p>
         </w:tc>
         <w:tc>
           <w:tcPr>
-            <w:tcW w:type="dxa" w:w="455"/>
+            <w:tcW w:type="dxa" w:w="432"/>
           </w:tcPr>
           <w:p>
             <w:r>
-              <w:t>0.066</w:t>
+              <w:t>0.0755</w:t>
             </w:r>
           </w:p>
         </w:tc>
         <w:tc>
           <w:tcPr>
-            <w:tcW w:type="dxa" w:w="455"/>
+            <w:tcW w:type="dxa" w:w="432"/>
           </w:tcPr>
           <w:p>
             <w:r>
@@ -940,199 +1265,7 @@
         </w:tc>
         <w:tc>
           <w:tcPr>
-            <w:tcW w:type="dxa" w:w="455"/>
-          </w:tcPr>
-          <w:p>
-            <w:r>
-              <w:t>0.3684</w:t>
-            </w:r>
-          </w:p>
-        </w:tc>
-        <w:tc>
-          <w:tcPr>
-            <w:tcW w:type="dxa" w:w="455"/>
-          </w:tcPr>
-          <w:p>
-            <w:r>
-              <w:t>0.9444</w:t>
-            </w:r>
-          </w:p>
-        </w:tc>
-        <w:tc>
-          <w:tcPr>
-            <w:tcW w:type="dxa" w:w="455"/>
-          </w:tcPr>
-          <w:p>
-            <w:r>
-              <w:t>0.9383</w:t>
-            </w:r>
-          </w:p>
-        </w:tc>
-        <w:tc>
-          <w:tcPr>
-            <w:tcW w:type="dxa" w:w="455"/>
-          </w:tcPr>
-          <w:p>
-            <w:r>
-              <w:t>0.5295</w:t>
-            </w:r>
-          </w:p>
-        </w:tc>
-        <w:tc>
-          <w:tcPr>
-            <w:tcW w:type="dxa" w:w="455"/>
-          </w:tcPr>
-          <w:p>
-            <w:r>
-              <w:t>0.112</w:t>
-            </w:r>
-          </w:p>
-        </w:tc>
-        <w:tc>
-          <w:tcPr>
-            <w:tcW w:type="dxa" w:w="455"/>
-          </w:tcPr>
-          <w:p>
-            <w:r>
-              <w:t>0.1358</w:t>
-            </w:r>
-          </w:p>
-        </w:tc>
-        <w:tc>
-          <w:tcPr>
-            <w:tcW w:type="dxa" w:w="455"/>
-          </w:tcPr>
-          <w:p>
-            <w:r>
-              <w:t>0.0958</w:t>
-            </w:r>
-          </w:p>
-        </w:tc>
-        <w:tc>
-          <w:tcPr>
-            <w:tcW w:type="dxa" w:w="455"/>
-          </w:tcPr>
-          <w:p>
-            <w:r>
-              <w:t>0.8647</w:t>
-            </w:r>
-          </w:p>
-        </w:tc>
-        <w:tc>
-          <w:tcPr>
-            <w:tcW w:type="dxa" w:w="455"/>
-          </w:tcPr>
-          <w:p>
-            <w:r>
-              <w:t>0.3088</w:t>
-            </w:r>
-          </w:p>
-        </w:tc>
-        <w:tc>
-          <w:tcPr>
-            <w:tcW w:type="dxa" w:w="455"/>
-          </w:tcPr>
-          <w:p>
-            <w:r>
-              <w:t>0.17</w:t>
-            </w:r>
-          </w:p>
-        </w:tc>
-        <w:tc>
-          <w:tcPr>
-            <w:tcW w:type="dxa" w:w="455"/>
-          </w:tcPr>
-          <w:p>
-            <w:r>
-              <w:t>0.0473</w:t>
-            </w:r>
-          </w:p>
-        </w:tc>
-        <w:tc>
-          <w:tcPr>
-            <w:tcW w:type="dxa" w:w="455"/>
-          </w:tcPr>
-          <w:p>
-            <w:r>
-              <w:t>0.5868</w:t>
-            </w:r>
-          </w:p>
-        </w:tc>
-      </w:tr>
-      <w:tr>
-        <w:tc>
-          <w:tcPr>
-            <w:tcW w:type="dxa" w:w="455"/>
-          </w:tcPr>
-          <w:p>
-            <w:r>
-              <w:t>HistGradientBoosting</w:t>
-            </w:r>
-          </w:p>
-        </w:tc>
-        <w:tc>
-          <w:tcPr>
-            <w:tcW w:type="dxa" w:w="455"/>
-          </w:tcPr>
-          <w:p>
-            <w:r>
-              <w:t>8</w:t>
-            </w:r>
-          </w:p>
-        </w:tc>
-        <w:tc>
-          <w:tcPr>
-            <w:tcW w:type="dxa" w:w="455"/>
-          </w:tcPr>
-          <w:p>
-            <w:r>
-              <w:t>1682</w:t>
-            </w:r>
-          </w:p>
-        </w:tc>
-        <w:tc>
-          <w:tcPr>
-            <w:tcW w:type="dxa" w:w="455"/>
-          </w:tcPr>
-          <w:p>
-            <w:r>
-              <w:t>12</w:t>
-            </w:r>
-          </w:p>
-        </w:tc>
-        <w:tc>
-          <w:tcPr>
-            <w:tcW w:type="dxa" w:w="455"/>
-          </w:tcPr>
-          <w:p>
-            <w:r>
-              <w:t>98</w:t>
-            </w:r>
-          </w:p>
-        </w:tc>
-        <w:tc>
-          <w:tcPr>
-            <w:tcW w:type="dxa" w:w="455"/>
-          </w:tcPr>
-          <w:p>
-            <w:r>
-              <w:t>0.0755</w:t>
-            </w:r>
-          </w:p>
-        </w:tc>
-        <w:tc>
-          <w:tcPr>
-            <w:tcW w:type="dxa" w:w="455"/>
-          </w:tcPr>
-          <w:p>
-            <w:r>
-              <w:t>0.9929</w:t>
-            </w:r>
-          </w:p>
-        </w:tc>
-        <w:tc>
-          <w:tcPr>
-            <w:tcW w:type="dxa" w:w="455"/>
+            <w:tcW w:type="dxa" w:w="432"/>
           </w:tcPr>
           <w:p>
             <w:r>
@@ -1142,7 +1275,7 @@
         </w:tc>
         <w:tc>
           <w:tcPr>
-            <w:tcW w:type="dxa" w:w="455"/>
+            <w:tcW w:type="dxa" w:w="432"/>
           </w:tcPr>
           <w:p>
             <w:r>
@@ -1152,7 +1285,7 @@
         </w:tc>
         <w:tc>
           <w:tcPr>
-            <w:tcW w:type="dxa" w:w="455"/>
+            <w:tcW w:type="dxa" w:w="432"/>
           </w:tcPr>
           <w:p>
             <w:r>
@@ -1162,7 +1295,7 @@
         </w:tc>
         <w:tc>
           <w:tcPr>
-            <w:tcW w:type="dxa" w:w="455"/>
+            <w:tcW w:type="dxa" w:w="432"/>
           </w:tcPr>
           <w:p>
             <w:r>
@@ -1172,7 +1305,7 @@
         </w:tc>
         <w:tc>
           <w:tcPr>
-            <w:tcW w:type="dxa" w:w="455"/>
+            <w:tcW w:type="dxa" w:w="432"/>
           </w:tcPr>
           <w:p>
             <w:r>
@@ -1182,7 +1315,7 @@
         </w:tc>
         <w:tc>
           <w:tcPr>
-            <w:tcW w:type="dxa" w:w="455"/>
+            <w:tcW w:type="dxa" w:w="432"/>
           </w:tcPr>
           <w:p>
             <w:r>
@@ -1192,7 +1325,7 @@
         </w:tc>
         <w:tc>
           <w:tcPr>
-            <w:tcW w:type="dxa" w:w="455"/>
+            <w:tcW w:type="dxa" w:w="432"/>
           </w:tcPr>
           <w:p>
             <w:r>
@@ -1202,7 +1335,7 @@
         </w:tc>
         <w:tc>
           <w:tcPr>
-            <w:tcW w:type="dxa" w:w="455"/>
+            <w:tcW w:type="dxa" w:w="432"/>
           </w:tcPr>
           <w:p>
             <w:r>
@@ -1212,7 +1345,7 @@
         </w:tc>
         <w:tc>
           <w:tcPr>
-            <w:tcW w:type="dxa" w:w="455"/>
+            <w:tcW w:type="dxa" w:w="432"/>
           </w:tcPr>
           <w:p>
             <w:r>
@@ -1222,7 +1355,7 @@
         </w:tc>
         <w:tc>
           <w:tcPr>
-            <w:tcW w:type="dxa" w:w="455"/>
+            <w:tcW w:type="dxa" w:w="432"/>
           </w:tcPr>
           <w:p>
             <w:r>
@@ -1232,7 +1365,7 @@
         </w:tc>
         <w:tc>
           <w:tcPr>
-            <w:tcW w:type="dxa" w:w="455"/>
+            <w:tcW w:type="dxa" w:w="432"/>
           </w:tcPr>
           <w:p>
             <w:r>
@@ -1242,7 +1375,7 @@
         </w:tc>
         <w:tc>
           <w:tcPr>
-            <w:tcW w:type="dxa" w:w="455"/>
+            <w:tcW w:type="dxa" w:w="432"/>
           </w:tcPr>
           <w:p>
             <w:r>
@@ -1301,12 +1434,12 @@
         <w:pStyle w:val="Heading1"/>
       </w:pPr>
       <w:r>
-        <w:t>Selected final model — LogisticRegression (combined=0.6452)</w:t>
+        <w:t>Selected final model — XGBoost (CV combined=0.5925; held-out auROC=0.8647)</w:t>
       </w:r>
     </w:p>
     <w:p>
       <w:r>
-        <w:t>Among 3 candidate models, LogisticRegression achieved the highest combined score, with an area under the receiver operating characteristic curve of 0.8792 and area under the precision-recall curve of 0.4112.</w:t>
+        <w:t>Among 3 candidate models, XGBoost achieved the highest cross-validated combined score (0.5925) within the training partition and was selected on that basis. Refitted on the complete training partition and evaluated once on the untouched held-out partition, it reached an area under the receiver operating characteristic curve of 0.8647 and an area under the precision-recall curve of 0.3088.</w:t>
       </w:r>
     </w:p>
     <w:p>
@@ -1465,7 +1598,7 @@
           </w:tcPr>
           <w:p>
             <w:r>
-              <w:t>52.0</w:t>
+              <w:t>69.0</w:t>
             </w:r>
           </w:p>
         </w:tc>
@@ -1475,7 +1608,7 @@
           </w:tcPr>
           <w:p>
             <w:r>
-              <w:t>1566.0</w:t>
+              <w:t>1465.0</w:t>
             </w:r>
           </w:p>
         </w:tc>
@@ -1485,7 +1618,7 @@
           </w:tcPr>
           <w:p>
             <w:r>
-              <w:t>128.0</w:t>
+              <w:t>229.0</w:t>
             </w:r>
           </w:p>
         </w:tc>
@@ -1495,7 +1628,7 @@
           </w:tcPr>
           <w:p>
             <w:r>
-              <w:t>54.0</w:t>
+              <w:t>37.0</w:t>
             </w:r>
           </w:p>
         </w:tc>
@@ -1505,7 +1638,7 @@
           </w:tcPr>
           <w:p>
             <w:r>
-              <w:t>0.491</w:t>
+              <w:t>0.651</w:t>
             </w:r>
           </w:p>
         </w:tc>
@@ -1515,7 +1648,7 @@
           </w:tcPr>
           <w:p>
             <w:r>
-              <w:t>0.924</w:t>
+              <w:t>0.865</w:t>
             </w:r>
           </w:p>
         </w:tc>
@@ -1525,7 +1658,7 @@
           </w:tcPr>
           <w:p>
             <w:r>
-              <w:t>0.289</w:t>
+              <w:t>0.232</w:t>
             </w:r>
           </w:p>
         </w:tc>
@@ -1535,7 +1668,7 @@
           </w:tcPr>
           <w:p>
             <w:r>
-              <w:t>0.967</w:t>
+              <w:t>0.975</w:t>
             </w:r>
           </w:p>
         </w:tc>
@@ -1545,7 +1678,7 @@
           </w:tcPr>
           <w:p>
             <w:r>
-              <w:t>0.364</w:t>
+              <w:t>0.342</w:t>
             </w:r>
           </w:p>
         </w:tc>
@@ -1555,7 +1688,7 @@
           </w:tcPr>
           <w:p>
             <w:r>
-              <w:t>0.899</w:t>
+              <w:t>0.852</w:t>
             </w:r>
           </w:p>
         </w:tc>
@@ -1577,7 +1710,7 @@
           </w:tcPr>
           <w:p>
             <w:r>
-              <w:t>24.0</w:t>
+              <w:t>46.0</w:t>
             </w:r>
           </w:p>
         </w:tc>
@@ -1587,7 +1720,7 @@
           </w:tcPr>
           <w:p>
             <w:r>
-              <w:t>1675.0</w:t>
+              <w:t>1587.0</w:t>
             </w:r>
           </w:p>
         </w:tc>
@@ -1597,7 +1730,7 @@
           </w:tcPr>
           <w:p>
             <w:r>
-              <w:t>19.0</w:t>
+              <w:t>107.0</w:t>
             </w:r>
           </w:p>
         </w:tc>
@@ -1607,7 +1740,7 @@
           </w:tcPr>
           <w:p>
             <w:r>
-              <w:t>82.0</w:t>
+              <w:t>60.0</w:t>
             </w:r>
           </w:p>
         </w:tc>
@@ -1617,7 +1750,7 @@
           </w:tcPr>
           <w:p>
             <w:r>
-              <w:t>0.226</w:t>
+              <w:t>0.434</w:t>
             </w:r>
           </w:p>
         </w:tc>
@@ -1627,7 +1760,7 @@
           </w:tcPr>
           <w:p>
             <w:r>
-              <w:t>0.989</w:t>
+              <w:t>0.937</w:t>
             </w:r>
           </w:p>
         </w:tc>
@@ -1637,7 +1770,7 @@
           </w:tcPr>
           <w:p>
             <w:r>
-              <w:t>0.558</w:t>
+              <w:t>0.301</w:t>
             </w:r>
           </w:p>
         </w:tc>
@@ -1647,7 +1780,7 @@
           </w:tcPr>
           <w:p>
             <w:r>
-              <w:t>0.953</w:t>
+              <w:t>0.964</w:t>
             </w:r>
           </w:p>
         </w:tc>
@@ -1657,7 +1790,7 @@
           </w:tcPr>
           <w:p>
             <w:r>
-              <w:t>0.322</w:t>
+              <w:t>0.355</w:t>
             </w:r>
           </w:p>
         </w:tc>
@@ -1667,7 +1800,7 @@
           </w:tcPr>
           <w:p>
             <w:r>
-              <w:t>0.944</w:t>
+              <w:t>0.907</w:t>
             </w:r>
           </w:p>
         </w:tc>
@@ -1689,7 +1822,343 @@
           </w:tcPr>
           <w:p>
             <w:r>
-              <w:t>17.0</w:t>
+              <w:t>32.0</w:t>
+            </w:r>
+          </w:p>
+        </w:tc>
+        <w:tc>
+          <w:tcPr>
+            <w:tcW w:type="dxa" w:w="785"/>
+          </w:tcPr>
+          <w:p>
+            <w:r>
+              <w:t>1649.0</w:t>
+            </w:r>
+          </w:p>
+        </w:tc>
+        <w:tc>
+          <w:tcPr>
+            <w:tcW w:type="dxa" w:w="785"/>
+          </w:tcPr>
+          <w:p>
+            <w:r>
+              <w:t>45.0</w:t>
+            </w:r>
+          </w:p>
+        </w:tc>
+        <w:tc>
+          <w:tcPr>
+            <w:tcW w:type="dxa" w:w="785"/>
+          </w:tcPr>
+          <w:p>
+            <w:r>
+              <w:t>74.0</w:t>
+            </w:r>
+          </w:p>
+        </w:tc>
+        <w:tc>
+          <w:tcPr>
+            <w:tcW w:type="dxa" w:w="785"/>
+          </w:tcPr>
+          <w:p>
+            <w:r>
+              <w:t>0.302</w:t>
+            </w:r>
+          </w:p>
+        </w:tc>
+        <w:tc>
+          <w:tcPr>
+            <w:tcW w:type="dxa" w:w="785"/>
+          </w:tcPr>
+          <w:p>
+            <w:r>
+              <w:t>0.973</w:t>
+            </w:r>
+          </w:p>
+        </w:tc>
+        <w:tc>
+          <w:tcPr>
+            <w:tcW w:type="dxa" w:w="785"/>
+          </w:tcPr>
+          <w:p>
+            <w:r>
+              <w:t>0.416</w:t>
+            </w:r>
+          </w:p>
+        </w:tc>
+        <w:tc>
+          <w:tcPr>
+            <w:tcW w:type="dxa" w:w="785"/>
+          </w:tcPr>
+          <w:p>
+            <w:r>
+              <w:t>0.957</w:t>
+            </w:r>
+          </w:p>
+        </w:tc>
+        <w:tc>
+          <w:tcPr>
+            <w:tcW w:type="dxa" w:w="785"/>
+          </w:tcPr>
+          <w:p>
+            <w:r>
+              <w:t>0.35</w:t>
+            </w:r>
+          </w:p>
+        </w:tc>
+        <w:tc>
+          <w:tcPr>
+            <w:tcW w:type="dxa" w:w="785"/>
+          </w:tcPr>
+          <w:p>
+            <w:r>
+              <w:t>0.934</w:t>
+            </w:r>
+          </w:p>
+        </w:tc>
+      </w:tr>
+      <w:tr>
+        <w:tc>
+          <w:tcPr>
+            <w:tcW w:type="dxa" w:w="785"/>
+          </w:tcPr>
+          <w:p>
+            <w:r>
+              <w:t>0.4</w:t>
+            </w:r>
+          </w:p>
+        </w:tc>
+        <w:tc>
+          <w:tcPr>
+            <w:tcW w:type="dxa" w:w="785"/>
+          </w:tcPr>
+          <w:p>
+            <w:r>
+              <w:t>19.0</w:t>
+            </w:r>
+          </w:p>
+        </w:tc>
+        <w:tc>
+          <w:tcPr>
+            <w:tcW w:type="dxa" w:w="785"/>
+          </w:tcPr>
+          <w:p>
+            <w:r>
+              <w:t>1670.0</w:t>
+            </w:r>
+          </w:p>
+        </w:tc>
+        <w:tc>
+          <w:tcPr>
+            <w:tcW w:type="dxa" w:w="785"/>
+          </w:tcPr>
+          <w:p>
+            <w:r>
+              <w:t>24.0</w:t>
+            </w:r>
+          </w:p>
+        </w:tc>
+        <w:tc>
+          <w:tcPr>
+            <w:tcW w:type="dxa" w:w="785"/>
+          </w:tcPr>
+          <w:p>
+            <w:r>
+              <w:t>87.0</w:t>
+            </w:r>
+          </w:p>
+        </w:tc>
+        <w:tc>
+          <w:tcPr>
+            <w:tcW w:type="dxa" w:w="785"/>
+          </w:tcPr>
+          <w:p>
+            <w:r>
+              <w:t>0.179</w:t>
+            </w:r>
+          </w:p>
+        </w:tc>
+        <w:tc>
+          <w:tcPr>
+            <w:tcW w:type="dxa" w:w="785"/>
+          </w:tcPr>
+          <w:p>
+            <w:r>
+              <w:t>0.986</w:t>
+            </w:r>
+          </w:p>
+        </w:tc>
+        <w:tc>
+          <w:tcPr>
+            <w:tcW w:type="dxa" w:w="785"/>
+          </w:tcPr>
+          <w:p>
+            <w:r>
+              <w:t>0.442</w:t>
+            </w:r>
+          </w:p>
+        </w:tc>
+        <w:tc>
+          <w:tcPr>
+            <w:tcW w:type="dxa" w:w="785"/>
+          </w:tcPr>
+          <w:p>
+            <w:r>
+              <w:t>0.95</w:t>
+            </w:r>
+          </w:p>
+        </w:tc>
+        <w:tc>
+          <w:tcPr>
+            <w:tcW w:type="dxa" w:w="785"/>
+          </w:tcPr>
+          <w:p>
+            <w:r>
+              <w:t>0.255</w:t>
+            </w:r>
+          </w:p>
+        </w:tc>
+        <w:tc>
+          <w:tcPr>
+            <w:tcW w:type="dxa" w:w="785"/>
+          </w:tcPr>
+          <w:p>
+            <w:r>
+              <w:t>0.938</w:t>
+            </w:r>
+          </w:p>
+        </w:tc>
+      </w:tr>
+      <w:tr>
+        <w:tc>
+          <w:tcPr>
+            <w:tcW w:type="dxa" w:w="785"/>
+          </w:tcPr>
+          <w:p>
+            <w:r>
+              <w:t>0.5</w:t>
+            </w:r>
+          </w:p>
+        </w:tc>
+        <w:tc>
+          <w:tcPr>
+            <w:tcW w:type="dxa" w:w="785"/>
+          </w:tcPr>
+          <w:p>
+            <w:r>
+              <w:t>7.0</w:t>
+            </w:r>
+          </w:p>
+        </w:tc>
+        <w:tc>
+          <w:tcPr>
+            <w:tcW w:type="dxa" w:w="785"/>
+          </w:tcPr>
+          <w:p>
+            <w:r>
+              <w:t>1682.0</w:t>
+            </w:r>
+          </w:p>
+        </w:tc>
+        <w:tc>
+          <w:tcPr>
+            <w:tcW w:type="dxa" w:w="785"/>
+          </w:tcPr>
+          <w:p>
+            <w:r>
+              <w:t>12.0</w:t>
+            </w:r>
+          </w:p>
+        </w:tc>
+        <w:tc>
+          <w:tcPr>
+            <w:tcW w:type="dxa" w:w="785"/>
+          </w:tcPr>
+          <w:p>
+            <w:r>
+              <w:t>99.0</w:t>
+            </w:r>
+          </w:p>
+        </w:tc>
+        <w:tc>
+          <w:tcPr>
+            <w:tcW w:type="dxa" w:w="785"/>
+          </w:tcPr>
+          <w:p>
+            <w:r>
+              <w:t>0.066</w:t>
+            </w:r>
+          </w:p>
+        </w:tc>
+        <w:tc>
+          <w:tcPr>
+            <w:tcW w:type="dxa" w:w="785"/>
+          </w:tcPr>
+          <w:p>
+            <w:r>
+              <w:t>0.993</w:t>
+            </w:r>
+          </w:p>
+        </w:tc>
+        <w:tc>
+          <w:tcPr>
+            <w:tcW w:type="dxa" w:w="785"/>
+          </w:tcPr>
+          <w:p>
+            <w:r>
+              <w:t>0.368</w:t>
+            </w:r>
+          </w:p>
+        </w:tc>
+        <w:tc>
+          <w:tcPr>
+            <w:tcW w:type="dxa" w:w="785"/>
+          </w:tcPr>
+          <w:p>
+            <w:r>
+              <w:t>0.944</w:t>
+            </w:r>
+          </w:p>
+        </w:tc>
+        <w:tc>
+          <w:tcPr>
+            <w:tcW w:type="dxa" w:w="785"/>
+          </w:tcPr>
+          <w:p>
+            <w:r>
+              <w:t>0.112</w:t>
+            </w:r>
+          </w:p>
+        </w:tc>
+        <w:tc>
+          <w:tcPr>
+            <w:tcW w:type="dxa" w:w="785"/>
+          </w:tcPr>
+          <w:p>
+            <w:r>
+              <w:t>0.938</w:t>
+            </w:r>
+          </w:p>
+        </w:tc>
+      </w:tr>
+      <w:tr>
+        <w:tc>
+          <w:tcPr>
+            <w:tcW w:type="dxa" w:w="785"/>
+          </w:tcPr>
+          <w:p>
+            <w:r>
+              <w:t>0.6</w:t>
+            </w:r>
+          </w:p>
+        </w:tc>
+        <w:tc>
+          <w:tcPr>
+            <w:tcW w:type="dxa" w:w="785"/>
+          </w:tcPr>
+          <w:p>
+            <w:r>
+              <w:t>5.0</w:t>
             </w:r>
           </w:p>
         </w:tc>
@@ -1719,7 +2188,7 @@
           </w:tcPr>
           <w:p>
             <w:r>
-              <w:t>89.0</w:t>
+              <w:t>101.0</w:t>
             </w:r>
           </w:p>
         </w:tc>
@@ -1729,7 +2198,7 @@
           </w:tcPr>
           <w:p>
             <w:r>
-              <w:t>0.16</w:t>
+              <w:t>0.047</w:t>
             </w:r>
           </w:p>
         </w:tc>
@@ -1749,7 +2218,7 @@
           </w:tcPr>
           <w:p>
             <w:r>
-              <w:t>0.773</w:t>
+              <w:t>0.5</w:t>
             </w:r>
           </w:p>
         </w:tc>
@@ -1759,7 +2228,7 @@
           </w:tcPr>
           <w:p>
             <w:r>
-              <w:t>0.95</w:t>
+              <w:t>0.944</w:t>
             </w:r>
           </w:p>
         </w:tc>
@@ -1769,7 +2238,7 @@
           </w:tcPr>
           <w:p>
             <w:r>
-              <w:t>0.266</w:t>
+              <w:t>0.086</w:t>
             </w:r>
           </w:p>
         </w:tc>
@@ -1779,7 +2248,7 @@
           </w:tcPr>
           <w:p>
             <w:r>
-              <w:t>0.948</w:t>
+              <w:t>0.941</w:t>
             </w:r>
           </w:p>
         </w:tc>
@@ -1791,27 +2260,7 @@
           </w:tcPr>
           <w:p>
             <w:r>
-              <w:t>0.4</w:t>
-            </w:r>
-          </w:p>
-        </w:tc>
-        <w:tc>
-          <w:tcPr>
-            <w:tcW w:type="dxa" w:w="785"/>
-          </w:tcPr>
-          <w:p>
-            <w:r>
-              <w:t>14.0</w:t>
-            </w:r>
-          </w:p>
-        </w:tc>
-        <w:tc>
-          <w:tcPr>
-            <w:tcW w:type="dxa" w:w="785"/>
-          </w:tcPr>
-          <w:p>
-            <w:r>
-              <w:t>1691.0</w:t>
+              <w:t>0.7</w:t>
             </w:r>
           </w:p>
         </w:tc>
@@ -1822,98 +2271,6 @@
           <w:p>
             <w:r>
               <w:t>3.0</w:t>
-            </w:r>
-          </w:p>
-        </w:tc>
-        <w:tc>
-          <w:tcPr>
-            <w:tcW w:type="dxa" w:w="785"/>
-          </w:tcPr>
-          <w:p>
-            <w:r>
-              <w:t>92.0</w:t>
-            </w:r>
-          </w:p>
-        </w:tc>
-        <w:tc>
-          <w:tcPr>
-            <w:tcW w:type="dxa" w:w="785"/>
-          </w:tcPr>
-          <w:p>
-            <w:r>
-              <w:t>0.132</w:t>
-            </w:r>
-          </w:p>
-        </w:tc>
-        <w:tc>
-          <w:tcPr>
-            <w:tcW w:type="dxa" w:w="785"/>
-          </w:tcPr>
-          <w:p>
-            <w:r>
-              <w:t>0.998</w:t>
-            </w:r>
-          </w:p>
-        </w:tc>
-        <w:tc>
-          <w:tcPr>
-            <w:tcW w:type="dxa" w:w="785"/>
-          </w:tcPr>
-          <w:p>
-            <w:r>
-              <w:t>0.824</w:t>
-            </w:r>
-          </w:p>
-        </w:tc>
-        <w:tc>
-          <w:tcPr>
-            <w:tcW w:type="dxa" w:w="785"/>
-          </w:tcPr>
-          <w:p>
-            <w:r>
-              <w:t>0.948</w:t>
-            </w:r>
-          </w:p>
-        </w:tc>
-        <w:tc>
-          <w:tcPr>
-            <w:tcW w:type="dxa" w:w="785"/>
-          </w:tcPr>
-          <w:p>
-            <w:r>
-              <w:t>0.228</w:t>
-            </w:r>
-          </w:p>
-        </w:tc>
-        <w:tc>
-          <w:tcPr>
-            <w:tcW w:type="dxa" w:w="785"/>
-          </w:tcPr>
-          <w:p>
-            <w:r>
-              <w:t>0.947</w:t>
-            </w:r>
-          </w:p>
-        </w:tc>
-      </w:tr>
-      <w:tr>
-        <w:tc>
-          <w:tcPr>
-            <w:tcW w:type="dxa" w:w="785"/>
-          </w:tcPr>
-          <w:p>
-            <w:r>
-              <w:t>0.5</w:t>
-            </w:r>
-          </w:p>
-        </w:tc>
-        <w:tc>
-          <w:tcPr>
-            <w:tcW w:type="dxa" w:w="785"/>
-          </w:tcPr>
-          <w:p>
-            <w:r>
-              <w:t>14.0</w:t>
             </w:r>
           </w:p>
         </w:tc>
@@ -1943,7 +2300,7 @@
           </w:tcPr>
           <w:p>
             <w:r>
-              <w:t>92.0</w:t>
+              <w:t>103.0</w:t>
             </w:r>
           </w:p>
         </w:tc>
@@ -1953,7 +2310,7 @@
           </w:tcPr>
           <w:p>
             <w:r>
-              <w:t>0.132</w:t>
+              <w:t>0.028</w:t>
             </w:r>
           </w:p>
         </w:tc>
@@ -1973,7 +2330,7 @@
           </w:tcPr>
           <w:p>
             <w:r>
-              <w:t>0.875</w:t>
+              <w:t>0.6</w:t>
             </w:r>
           </w:p>
         </w:tc>
@@ -1983,7 +2340,7 @@
           </w:tcPr>
           <w:p>
             <w:r>
-              <w:t>0.948</w:t>
+              <w:t>0.943</w:t>
             </w:r>
           </w:p>
         </w:tc>
@@ -1993,7 +2350,7 @@
           </w:tcPr>
           <w:p>
             <w:r>
-              <w:t>0.23</w:t>
+              <w:t>0.054</w:t>
             </w:r>
           </w:p>
         </w:tc>
@@ -2003,7 +2360,7 @@
           </w:tcPr>
           <w:p>
             <w:r>
-              <w:t>0.948</w:t>
+              <w:t>0.942</w:t>
             </w:r>
           </w:p>
         </w:tc>
@@ -2015,27 +2372,7 @@
           </w:tcPr>
           <w:p>
             <w:r>
-              <w:t>0.6</w:t>
-            </w:r>
-          </w:p>
-        </w:tc>
-        <w:tc>
-          <w:tcPr>
-            <w:tcW w:type="dxa" w:w="785"/>
-          </w:tcPr>
-          <w:p>
-            <w:r>
-              <w:t>10.0</w:t>
-            </w:r>
-          </w:p>
-        </w:tc>
-        <w:tc>
-          <w:tcPr>
-            <w:tcW w:type="dxa" w:w="785"/>
-          </w:tcPr>
-          <w:p>
-            <w:r>
-              <w:t>1693.0</w:t>
+              <w:t>0.8</w:t>
             </w:r>
           </w:p>
         </w:tc>
@@ -2046,98 +2383,6 @@
           <w:p>
             <w:r>
               <w:t>1.0</w:t>
-            </w:r>
-          </w:p>
-        </w:tc>
-        <w:tc>
-          <w:tcPr>
-            <w:tcW w:type="dxa" w:w="785"/>
-          </w:tcPr>
-          <w:p>
-            <w:r>
-              <w:t>96.0</w:t>
-            </w:r>
-          </w:p>
-        </w:tc>
-        <w:tc>
-          <w:tcPr>
-            <w:tcW w:type="dxa" w:w="785"/>
-          </w:tcPr>
-          <w:p>
-            <w:r>
-              <w:t>0.094</w:t>
-            </w:r>
-          </w:p>
-        </w:tc>
-        <w:tc>
-          <w:tcPr>
-            <w:tcW w:type="dxa" w:w="785"/>
-          </w:tcPr>
-          <w:p>
-            <w:r>
-              <w:t>0.999</w:t>
-            </w:r>
-          </w:p>
-        </w:tc>
-        <w:tc>
-          <w:tcPr>
-            <w:tcW w:type="dxa" w:w="785"/>
-          </w:tcPr>
-          <w:p>
-            <w:r>
-              <w:t>0.909</w:t>
-            </w:r>
-          </w:p>
-        </w:tc>
-        <w:tc>
-          <w:tcPr>
-            <w:tcW w:type="dxa" w:w="785"/>
-          </w:tcPr>
-          <w:p>
-            <w:r>
-              <w:t>0.946</w:t>
-            </w:r>
-          </w:p>
-        </w:tc>
-        <w:tc>
-          <w:tcPr>
-            <w:tcW w:type="dxa" w:w="785"/>
-          </w:tcPr>
-          <w:p>
-            <w:r>
-              <w:t>0.171</w:t>
-            </w:r>
-          </w:p>
-        </w:tc>
-        <w:tc>
-          <w:tcPr>
-            <w:tcW w:type="dxa" w:w="785"/>
-          </w:tcPr>
-          <w:p>
-            <w:r>
-              <w:t>0.946</w:t>
-            </w:r>
-          </w:p>
-        </w:tc>
-      </w:tr>
-      <w:tr>
-        <w:tc>
-          <w:tcPr>
-            <w:tcW w:type="dxa" w:w="785"/>
-          </w:tcPr>
-          <w:p>
-            <w:r>
-              <w:t>0.7</w:t>
-            </w:r>
-          </w:p>
-        </w:tc>
-        <w:tc>
-          <w:tcPr>
-            <w:tcW w:type="dxa" w:w="785"/>
-          </w:tcPr>
-          <w:p>
-            <w:r>
-              <w:t>9.0</w:t>
             </w:r>
           </w:p>
         </w:tc>
@@ -2167,7 +2412,7 @@
           </w:tcPr>
           <w:p>
             <w:r>
-              <w:t>97.0</w:t>
+              <w:t>105.0</w:t>
             </w:r>
           </w:p>
         </w:tc>
@@ -2177,231 +2422,7 @@
           </w:tcPr>
           <w:p>
             <w:r>
-              <w:t>0.085</w:t>
-            </w:r>
-          </w:p>
-        </w:tc>
-        <w:tc>
-          <w:tcPr>
-            <w:tcW w:type="dxa" w:w="785"/>
-          </w:tcPr>
-          <w:p>
-            <w:r>
-              <w:t>1.0</w:t>
-            </w:r>
-          </w:p>
-        </w:tc>
-        <w:tc>
-          <w:tcPr>
-            <w:tcW w:type="dxa" w:w="785"/>
-          </w:tcPr>
-          <w:p>
-            <w:r>
-              <w:t>1.0</w:t>
-            </w:r>
-          </w:p>
-        </w:tc>
-        <w:tc>
-          <w:tcPr>
-            <w:tcW w:type="dxa" w:w="785"/>
-          </w:tcPr>
-          <w:p>
-            <w:r>
-              <w:t>0.946</w:t>
-            </w:r>
-          </w:p>
-        </w:tc>
-        <w:tc>
-          <w:tcPr>
-            <w:tcW w:type="dxa" w:w="785"/>
-          </w:tcPr>
-          <w:p>
-            <w:r>
-              <w:t>0.157</w:t>
-            </w:r>
-          </w:p>
-        </w:tc>
-        <w:tc>
-          <w:tcPr>
-            <w:tcW w:type="dxa" w:w="785"/>
-          </w:tcPr>
-          <w:p>
-            <w:r>
-              <w:t>0.946</w:t>
-            </w:r>
-          </w:p>
-        </w:tc>
-      </w:tr>
-      <w:tr>
-        <w:tc>
-          <w:tcPr>
-            <w:tcW w:type="dxa" w:w="785"/>
-          </w:tcPr>
-          <w:p>
-            <w:r>
-              <w:t>0.8</w:t>
-            </w:r>
-          </w:p>
-        </w:tc>
-        <w:tc>
-          <w:tcPr>
-            <w:tcW w:type="dxa" w:w="785"/>
-          </w:tcPr>
-          <w:p>
-            <w:r>
-              <w:t>4.0</w:t>
-            </w:r>
-          </w:p>
-        </w:tc>
-        <w:tc>
-          <w:tcPr>
-            <w:tcW w:type="dxa" w:w="785"/>
-          </w:tcPr>
-          <w:p>
-            <w:r>
-              <w:t>1694.0</w:t>
-            </w:r>
-          </w:p>
-        </w:tc>
-        <w:tc>
-          <w:tcPr>
-            <w:tcW w:type="dxa" w:w="785"/>
-          </w:tcPr>
-          <w:p>
-            <w:r>
-              <w:t>0.0</w:t>
-            </w:r>
-          </w:p>
-        </w:tc>
-        <w:tc>
-          <w:tcPr>
-            <w:tcW w:type="dxa" w:w="785"/>
-          </w:tcPr>
-          <w:p>
-            <w:r>
-              <w:t>102.0</w:t>
-            </w:r>
-          </w:p>
-        </w:tc>
-        <w:tc>
-          <w:tcPr>
-            <w:tcW w:type="dxa" w:w="785"/>
-          </w:tcPr>
-          <w:p>
-            <w:r>
-              <w:t>0.038</w:t>
-            </w:r>
-          </w:p>
-        </w:tc>
-        <w:tc>
-          <w:tcPr>
-            <w:tcW w:type="dxa" w:w="785"/>
-          </w:tcPr>
-          <w:p>
-            <w:r>
-              <w:t>1.0</w:t>
-            </w:r>
-          </w:p>
-        </w:tc>
-        <w:tc>
-          <w:tcPr>
-            <w:tcW w:type="dxa" w:w="785"/>
-          </w:tcPr>
-          <w:p>
-            <w:r>
-              <w:t>1.0</w:t>
-            </w:r>
-          </w:p>
-        </w:tc>
-        <w:tc>
-          <w:tcPr>
-            <w:tcW w:type="dxa" w:w="785"/>
-          </w:tcPr>
-          <w:p>
-            <w:r>
-              <w:t>0.943</w:t>
-            </w:r>
-          </w:p>
-        </w:tc>
-        <w:tc>
-          <w:tcPr>
-            <w:tcW w:type="dxa" w:w="785"/>
-          </w:tcPr>
-          <w:p>
-            <w:r>
-              <w:t>0.073</w:t>
-            </w:r>
-          </w:p>
-        </w:tc>
-        <w:tc>
-          <w:tcPr>
-            <w:tcW w:type="dxa" w:w="785"/>
-          </w:tcPr>
-          <w:p>
-            <w:r>
-              <w:t>0.943</w:t>
-            </w:r>
-          </w:p>
-        </w:tc>
-      </w:tr>
-      <w:tr>
-        <w:tc>
-          <w:tcPr>
-            <w:tcW w:type="dxa" w:w="785"/>
-          </w:tcPr>
-          <w:p>
-            <w:r>
-              <w:t>0.9</w:t>
-            </w:r>
-          </w:p>
-        </w:tc>
-        <w:tc>
-          <w:tcPr>
-            <w:tcW w:type="dxa" w:w="785"/>
-          </w:tcPr>
-          <w:p>
-            <w:r>
-              <w:t>2.0</w:t>
-            </w:r>
-          </w:p>
-        </w:tc>
-        <w:tc>
-          <w:tcPr>
-            <w:tcW w:type="dxa" w:w="785"/>
-          </w:tcPr>
-          <w:p>
-            <w:r>
-              <w:t>1694.0</w:t>
-            </w:r>
-          </w:p>
-        </w:tc>
-        <w:tc>
-          <w:tcPr>
-            <w:tcW w:type="dxa" w:w="785"/>
-          </w:tcPr>
-          <w:p>
-            <w:r>
-              <w:t>0.0</w:t>
-            </w:r>
-          </w:p>
-        </w:tc>
-        <w:tc>
-          <w:tcPr>
-            <w:tcW w:type="dxa" w:w="785"/>
-          </w:tcPr>
-          <w:p>
-            <w:r>
-              <w:t>104.0</w:t>
-            </w:r>
-          </w:p>
-        </w:tc>
-        <w:tc>
-          <w:tcPr>
-            <w:tcW w:type="dxa" w:w="785"/>
-          </w:tcPr>
-          <w:p>
-            <w:r>
-              <w:t>0.019</w:t>
+              <w:t>0.009</w:t>
             </w:r>
           </w:p>
         </w:tc>
@@ -2441,7 +2462,119 @@
           </w:tcPr>
           <w:p>
             <w:r>
-              <w:t>0.037</w:t>
+              <w:t>0.019</w:t>
+            </w:r>
+          </w:p>
+        </w:tc>
+        <w:tc>
+          <w:tcPr>
+            <w:tcW w:type="dxa" w:w="785"/>
+          </w:tcPr>
+          <w:p>
+            <w:r>
+              <w:t>0.942</w:t>
+            </w:r>
+          </w:p>
+        </w:tc>
+      </w:tr>
+      <w:tr>
+        <w:tc>
+          <w:tcPr>
+            <w:tcW w:type="dxa" w:w="785"/>
+          </w:tcPr>
+          <w:p>
+            <w:r>
+              <w:t>0.9</w:t>
+            </w:r>
+          </w:p>
+        </w:tc>
+        <w:tc>
+          <w:tcPr>
+            <w:tcW w:type="dxa" w:w="785"/>
+          </w:tcPr>
+          <w:p>
+            <w:r>
+              <w:t>1.0</w:t>
+            </w:r>
+          </w:p>
+        </w:tc>
+        <w:tc>
+          <w:tcPr>
+            <w:tcW w:type="dxa" w:w="785"/>
+          </w:tcPr>
+          <w:p>
+            <w:r>
+              <w:t>1694.0</w:t>
+            </w:r>
+          </w:p>
+        </w:tc>
+        <w:tc>
+          <w:tcPr>
+            <w:tcW w:type="dxa" w:w="785"/>
+          </w:tcPr>
+          <w:p>
+            <w:r>
+              <w:t>0.0</w:t>
+            </w:r>
+          </w:p>
+        </w:tc>
+        <w:tc>
+          <w:tcPr>
+            <w:tcW w:type="dxa" w:w="785"/>
+          </w:tcPr>
+          <w:p>
+            <w:r>
+              <w:t>105.0</w:t>
+            </w:r>
+          </w:p>
+        </w:tc>
+        <w:tc>
+          <w:tcPr>
+            <w:tcW w:type="dxa" w:w="785"/>
+          </w:tcPr>
+          <w:p>
+            <w:r>
+              <w:t>0.009</w:t>
+            </w:r>
+          </w:p>
+        </w:tc>
+        <w:tc>
+          <w:tcPr>
+            <w:tcW w:type="dxa" w:w="785"/>
+          </w:tcPr>
+          <w:p>
+            <w:r>
+              <w:t>1.0</w:t>
+            </w:r>
+          </w:p>
+        </w:tc>
+        <w:tc>
+          <w:tcPr>
+            <w:tcW w:type="dxa" w:w="785"/>
+          </w:tcPr>
+          <w:p>
+            <w:r>
+              <w:t>1.0</w:t>
+            </w:r>
+          </w:p>
+        </w:tc>
+        <w:tc>
+          <w:tcPr>
+            <w:tcW w:type="dxa" w:w="785"/>
+          </w:tcPr>
+          <w:p>
+            <w:r>
+              <w:t>0.942</w:t>
+            </w:r>
+          </w:p>
+        </w:tc>
+        <w:tc>
+          <w:tcPr>
+            <w:tcW w:type="dxa" w:w="785"/>
+          </w:tcPr>
+          <w:p>
+            <w:r>
+              <w:t>0.019</w:t>
             </w:r>
           </w:p>
         </w:tc>
@@ -2513,7 +2646,7 @@
       <w:r>
         <w:drawing>
           <wp:inline xmlns:a="http://schemas.openxmlformats.org/drawingml/2006/main" xmlns:pic="http://schemas.openxmlformats.org/drawingml/2006/picture">
-            <wp:extent cx="5486400" cy="3489122"/>
+            <wp:extent cx="5486400" cy="3618149"/>
             <wp:docPr id="3" name="Picture 3"/>
             <wp:cNvGraphicFramePr>
               <a:graphicFrameLocks noChangeAspect="1"/>
@@ -2534,7 +2667,7 @@
                   <pic:spPr>
                     <a:xfrm>
                       <a:off x="0" y="0"/>
-                      <a:ext cx="5486400" cy="3489122"/>
+                      <a:ext cx="5486400" cy="3618149"/>
                     </a:xfrm>
                     <a:prstGeom prst="rect"/>
                   </pic:spPr>
